--- a/public/docs/john_keyes_resume.docx
+++ b/public/docs/john_keyes_resume.docx
@@ -79,21 +79,34 @@
           <w:spacing w:val="0"/>
           <w:position w:val="0"/>
         </w:rPr>
-        <w:t xml:space="preserve"> | </w:t>
+        <w:t xml:space="preserve"> </w:t>
+      </w:r>
+      <w:r>
+        <w:rPr>
+          <w:rFonts w:ascii="Arial" w:hAnsi="Arial" w:cs="Arial" w:eastAsia="Arial"/>
+          <w:color w:val="auto"/>
+          <w:sz w:val="22"/>
+          <w:shd w:val="clear" w:color="auto" w:fill="auto"/>
+          <w:rtl w:val="0"/>
+          <w:spacing w:val="0"/>
+          <w:position w:val="0"/>
+          <w:lang w:val="en-US" w:bidi="en-US" w:eastAsia="en-US"/>
+        </w:rPr>
+        <w:t xml:space="preserve">| </w:t>
       </w:r>
       <w:hyperlink xmlns:r="http://schemas.openxmlformats.org/officeDocument/2006/relationships" r:id="R3">
         <w:r>
           <w:rPr>
+            <w:rStyle w:val="C2"/>
             <w:rFonts w:ascii="Arial" w:hAnsi="Arial" w:cs="Arial" w:eastAsia="Arial"/>
-            <w:b w:val="1"/>
-            <w:color w:val="0000FF"/>
             <w:sz w:val="22"/>
-            <w:u w:val="single"/>
             <w:shd w:val="clear" w:color="auto" w:fill="auto"/>
+            <w:rtl w:val="0"/>
             <w:spacing w:val="0"/>
             <w:position w:val="0"/>
+            <w:lang w:val="en-US" w:bidi="en-US" w:eastAsia="en-US"/>
           </w:rPr>
-          <w:t>LinkedIn</w:t>
+          <w:t>Portfolio</w:t>
         </w:r>
       </w:hyperlink>
     </w:p>
@@ -199,227 +212,6 @@
           <w:position w:val="0"/>
         </w:rPr>
         <w:t>Work Experience</w:t>
-      </w:r>
-    </w:p>
-    <w:p>
-      <w:pPr>
-        <w:spacing w:lineRule="auto" w:line="276" w:before="0" w:after="0" w:beforeAutospacing="0" w:afterAutospacing="0"/>
-        <w:ind w:firstLine="0" w:left="0" w:right="0"/>
-        <w:jc w:val="left"/>
-        <w:rPr>
-          <w:rFonts w:ascii="Arial" w:hAnsi="Arial" w:cs="Arial" w:eastAsia="Arial"/>
-          <w:b w:val="1"/>
-          <w:color w:val="auto"/>
-          <w:sz w:val="32"/>
-          <w:shd w:val="clear" w:color="auto" w:fill="auto"/>
-          <w:spacing w:val="0"/>
-          <w:position w:val="0"/>
-        </w:rPr>
-      </w:pPr>
-    </w:p>
-    <w:p>
-      <w:pPr>
-        <w:spacing w:lineRule="auto" w:line="276" w:before="0" w:after="0" w:beforeAutospacing="0" w:afterAutospacing="0"/>
-        <w:ind w:firstLine="0" w:left="0" w:right="0"/>
-        <w:jc w:val="left"/>
-        <w:rPr>
-          <w:rFonts w:ascii="Arial" w:hAnsi="Arial" w:cs="Arial" w:eastAsia="Arial"/>
-          <w:color w:val="auto"/>
-          <w:sz w:val="24"/>
-          <w:shd w:val="clear" w:color="auto" w:fill="auto"/>
-          <w:spacing w:val="0"/>
-          <w:position w:val="0"/>
-        </w:rPr>
-      </w:pPr>
-      <w:r>
-        <w:rPr>
-          <w:rFonts w:ascii="Arial" w:hAnsi="Arial" w:cs="Arial" w:eastAsia="Arial"/>
-          <w:b w:val="1"/>
-          <w:color w:val="auto"/>
-          <w:sz w:val="32"/>
-          <w:shd w:val="clear" w:color="auto" w:fill="auto"/>
-          <w:rtl w:val="0"/>
-          <w:spacing w:val="0"/>
-          <w:position w:val="0"/>
-          <w:lang w:val="en-US" w:bidi="en-US" w:eastAsia="en-US"/>
-        </w:rPr>
-        <w:t>Player Epic</w:t>
-      </w:r>
-      <w:r>
-        <w:rPr>
-          <w:rFonts w:ascii="Arial" w:hAnsi="Arial" w:cs="Arial" w:eastAsia="Arial"/>
-          <w:b w:val="1"/>
-          <w:color w:val="auto"/>
-          <w:sz w:val="32"/>
-          <w:shd w:val="clear" w:color="auto" w:fill="auto"/>
-          <w:spacing w:val="0"/>
-          <w:position w:val="0"/>
-        </w:rPr>
-        <w:t xml:space="preserve"> (</w:t>
-      </w:r>
-      <w:r>
-        <w:rPr>
-          <w:rFonts w:ascii="Arial" w:hAnsi="Arial" w:cs="Arial" w:eastAsia="Arial"/>
-          <w:b w:val="1"/>
-          <w:color w:val="auto"/>
-          <w:sz w:val="32"/>
-          <w:shd w:val="clear" w:color="auto" w:fill="auto"/>
-          <w:spacing w:val="0"/>
-          <w:position w:val="0"/>
-        </w:rPr>
-        <w:t>https://www.playerepic.com/</w:t>
-      </w:r>
-      <w:r>
-        <w:rPr>
-          <w:rFonts w:ascii="Arial" w:hAnsi="Arial" w:cs="Arial" w:eastAsia="Arial"/>
-          <w:b w:val="1"/>
-          <w:color w:val="auto"/>
-          <w:sz w:val="32"/>
-          <w:shd w:val="clear" w:color="auto" w:fill="auto"/>
-          <w:spacing w:val="0"/>
-          <w:position w:val="0"/>
-        </w:rPr>
-        <w:t>)</w:t>
-      </w:r>
-    </w:p>
-    <w:p>
-      <w:pPr>
-        <w:spacing w:lineRule="auto" w:line="276" w:before="0" w:after="0" w:beforeAutospacing="0" w:afterAutospacing="0"/>
-        <w:ind w:firstLine="0" w:left="0" w:right="0"/>
-        <w:jc w:val="left"/>
-        <w:rPr>
-          <w:rFonts w:ascii="Arial" w:hAnsi="Arial" w:cs="Arial" w:eastAsia="Arial"/>
-          <w:color w:val="auto"/>
-          <w:sz w:val="24"/>
-          <w:shd w:val="clear" w:color="auto" w:fill="auto"/>
-          <w:spacing w:val="0"/>
-          <w:position w:val="0"/>
-        </w:rPr>
-      </w:pPr>
-      <w:r>
-        <w:rPr>
-          <w:rFonts w:ascii="Arial" w:hAnsi="Arial" w:cs="Arial" w:eastAsia="Arial"/>
-          <w:color w:val="auto"/>
-          <w:sz w:val="24"/>
-          <w:shd w:val="clear" w:color="auto" w:fill="auto"/>
-          <w:spacing w:val="0"/>
-          <w:position w:val="0"/>
-        </w:rPr>
-        <w:t>09/2024</w:t>
-      </w:r>
-      <w:r>
-        <w:rPr>
-          <w:rFonts w:ascii="Arial" w:hAnsi="Arial" w:cs="Arial" w:eastAsia="Arial"/>
-          <w:color w:val="auto"/>
-          <w:sz w:val="24"/>
-          <w:shd w:val="clear" w:color="auto" w:fill="auto"/>
-          <w:rtl w:val="0"/>
-          <w:spacing w:val="0"/>
-          <w:position w:val="0"/>
-          <w:lang w:val="en-US" w:bidi="en-US" w:eastAsia="en-US"/>
-        </w:rPr>
-        <w:t xml:space="preserve"> - Present</w:t>
-      </w:r>
-    </w:p>
-    <w:p>
-      <w:pPr>
-        <w:spacing w:lineRule="auto" w:line="276" w:before="0" w:after="0" w:beforeAutospacing="0" w:afterAutospacing="0"/>
-        <w:ind w:firstLine="0" w:left="0" w:right="0"/>
-        <w:jc w:val="left"/>
-        <w:rPr>
-          <w:rFonts w:ascii="Arial" w:hAnsi="Arial" w:cs="Arial" w:eastAsia="Arial"/>
-          <w:color w:val="auto"/>
-          <w:sz w:val="24"/>
-          <w:shd w:val="clear" w:color="auto" w:fill="auto"/>
-          <w:spacing w:val="0"/>
-          <w:position w:val="0"/>
-        </w:rPr>
-      </w:pPr>
-    </w:p>
-    <w:p>
-      <w:pPr>
-        <w:numPr>
-          <w:ilvl w:val="0"/>
-          <w:numId w:val="1"/>
-        </w:numPr>
-        <w:spacing w:lineRule="auto" w:line="276" w:before="0" w:after="0" w:beforeAutospacing="0" w:afterAutospacing="0"/>
-        <w:ind w:hanging="360" w:left="720" w:right="0"/>
-        <w:jc w:val="left"/>
-        <w:rPr>
-          <w:rFonts w:ascii="Arial" w:hAnsi="Arial" w:cs="Arial" w:eastAsia="Arial"/>
-          <w:b w:val="1"/>
-          <w:color w:val="auto"/>
-          <w:sz w:val="24"/>
-          <w:shd w:val="clear" w:color="auto" w:fill="auto"/>
-          <w:spacing w:val="0"/>
-          <w:position w:val="0"/>
-        </w:rPr>
-      </w:pPr>
-      <w:r>
-        <w:rPr>
-          <w:rFonts w:ascii="Arial" w:hAnsi="Arial" w:cs="Arial" w:eastAsia="Arial"/>
-          <w:color w:val="auto"/>
-          <w:sz w:val="24"/>
-          <w:shd w:val="clear" w:color="auto" w:fill="auto"/>
-          <w:spacing w:val="0"/>
-          <w:position w:val="0"/>
-        </w:rPr>
-        <w:t>Designed the UI/UX of a version of the "PlayerEpicMobileHealth" application with Figma.</w:t>
-      </w:r>
-    </w:p>
-    <w:p>
-      <w:pPr>
-        <w:numPr>
-          <w:ilvl w:val="0"/>
-          <w:numId w:val="1"/>
-        </w:numPr>
-        <w:spacing w:lineRule="auto" w:line="276" w:before="0" w:after="0" w:beforeAutospacing="0" w:afterAutospacing="0"/>
-        <w:ind w:hanging="360" w:left="720" w:right="0"/>
-        <w:jc w:val="left"/>
-        <w:rPr>
-          <w:rFonts w:ascii="Arial" w:hAnsi="Arial" w:cs="Arial" w:eastAsia="Arial"/>
-          <w:b w:val="1"/>
-          <w:color w:val="auto"/>
-          <w:sz w:val="24"/>
-          <w:shd w:val="clear" w:color="auto" w:fill="auto"/>
-          <w:spacing w:val="0"/>
-          <w:position w:val="0"/>
-        </w:rPr>
-      </w:pPr>
-      <w:r>
-        <w:rPr>
-          <w:rFonts w:ascii="Arial" w:hAnsi="Arial" w:cs="Arial" w:eastAsia="Arial"/>
-          <w:color w:val="auto"/>
-          <w:sz w:val="24"/>
-          <w:shd w:val="clear" w:color="auto" w:fill="auto"/>
-          <w:spacing w:val="0"/>
-          <w:position w:val="0"/>
-        </w:rPr>
-        <w:t>Developed and maintained a version of the "PlayerEpicMobileHealth" application with React-Nativ</w:t>
-      </w:r>
-      <w:r>
-        <w:rPr>
-          <w:rFonts w:ascii="Arial" w:hAnsi="Arial" w:cs="Arial" w:eastAsia="Arial"/>
-          <w:color w:val="auto"/>
-          <w:sz w:val="24"/>
-          <w:shd w:val="clear" w:color="auto" w:fill="auto"/>
-          <w:rtl w:val="0"/>
-          <w:spacing w:val="0"/>
-          <w:position w:val="0"/>
-          <w:lang w:val="en-US" w:bidi="en-US" w:eastAsia="en-US"/>
-        </w:rPr>
-        <w:t>e</w:t>
-      </w:r>
-      <w:r>
-        <w:rPr>
-          <w:rFonts w:ascii="Arial" w:hAnsi="Arial" w:cs="Arial" w:eastAsia="Arial"/>
-          <w:color w:val="auto"/>
-          <w:sz w:val="24"/>
-          <w:shd w:val="clear" w:color="auto" w:fill="auto"/>
-          <w:spacing w:val="0"/>
-          <w:position w:val="0"/>
-        </w:rPr>
-        <w:t>.</w:t>
       </w:r>
     </w:p>
     <w:p>
